--- a/EXPORTS/DOCX/review/niveau3/Dutch/hello.docx
+++ b/EXPORTS/DOCX/review/niveau3/Dutch/hello.docx
@@ -146,7 +146,7 @@
           <w:color w:val="000000"/>
           <w:sz w:val="24"/>
         </w:rPr>
-        <w:t xml:space="preserve">_last edited by UNKNOWN as UNKNOWN on 2026-08-18 </w:t>
+        <w:t xml:space="preserve">_last edited by UNKNOWN as UNKNOWN on 2026-10-03 </w:t>
       </w:r>
       <w:r>
         <w:br/>

--- a/EXPORTS/DOCX/review/niveau3/Dutch/hello.docx
+++ b/EXPORTS/DOCX/review/niveau3/Dutch/hello.docx
@@ -146,7 +146,7 @@
           <w:color w:val="000000"/>
           <w:sz w:val="24"/>
         </w:rPr>
-        <w:t xml:space="preserve">_last edited by UNKNOWN as UNKNOWN on 2026-10-03 </w:t>
+        <w:t xml:space="preserve">_last edited by UNKNOWN as UNKNOWN on 2026-10-08 </w:t>
       </w:r>
       <w:r>
         <w:br/>

--- a/EXPORTS/DOCX/review/niveau3/Dutch/hello.docx
+++ b/EXPORTS/DOCX/review/niveau3/Dutch/hello.docx
@@ -146,7 +146,7 @@
           <w:color w:val="000000"/>
           <w:sz w:val="24"/>
         </w:rPr>
-        <w:t xml:space="preserve">_last edited by UNKNOWN as UNKNOWN on 2026-10-08 </w:t>
+        <w:t xml:space="preserve">_last edited by UNKNOWN as UNKNOWN on 2026-10-09 </w:t>
       </w:r>
       <w:r>
         <w:br/>
